--- a/library/intune-solutions/windows-autopilot/v1.0.0/deliverables/WAP-Solution.docx
+++ b/library/intune-solutions/windows-autopilot/v1.0.0/deliverables/WAP-Solution.docx
@@ -15,32 +15,6 @@
       <w:r>
         <w:rPr>
           <w:b/>
-          <w:color w:val="1F3A5F"/>
-          <w:sz w:val="52"/>
-        </w:rPr>
-        <w:t>PHOENIXTEKK</w:t>
-      </w:r>
-    </w:p>
-    <w:p>
-      <w:pPr>
-        <w:jc w:val="center"/>
-      </w:pPr>
-      <w:r>
-        <w:rPr>
-          <w:color w:val="2E86C1"/>
-          <w:sz w:val="24"/>
-        </w:rPr>
-        <w:t>Workplace Marketplace · Intune Solutions</w:t>
-      </w:r>
-    </w:p>
-    <w:p/>
-    <w:p>
-      <w:pPr>
-        <w:jc w:val="center"/>
-      </w:pPr>
-      <w:r>
-        <w:rPr>
-          <w:b/>
           <w:sz w:val="40"/>
         </w:rPr>
         <w:t>Windows Autopilot</w:t>
@@ -75,8 +49,6 @@
           <w:sz w:val="20"/>
         </w:rPr>
         <w:t>Version 1.0.0    ·    2026-06-13</w:t>
-        <w:br/>
-        <w:t>Phoenixtekk · workplace.phoenixtekk.com</w:t>
       </w:r>
     </w:p>
     <w:p>
@@ -119,7 +91,7 @@
         <w:rPr>
           <w:b/>
         </w:rPr>
-        <w:t>Phoenixtekk Workplace Marketplace · Intune Solutions</w:t>
+        <w:t>White-label · Intune Solutions</w:t>
       </w:r>
     </w:p>
     <w:p>
@@ -273,12 +245,12 @@
         <w:pStyle w:val="Heading2"/>
       </w:pPr>
       <w:r>
-        <w:t>The Phoenixtekk deployment model</w:t>
+        <w:t>The standard deployment model</w:t>
       </w:r>
     </w:p>
     <w:p>
       <w:r>
-        <w:t xml:space="preserve">Every Phoenixtekk Intune solution follows the same shape: </w:t>
+        <w:t xml:space="preserve">Every Intune solution follows the same shape: </w:t>
       </w:r>
       <w:r>
         <w:rPr>
@@ -612,7 +584,7 @@
         <w:pStyle w:val="Heading2"/>
       </w:pPr>
       <w:r>
-        <w:t>The standard Phoenixtekk deployment model</w:t>
+        <w:t>The standard deployment model</w:t>
       </w:r>
     </w:p>
     <w:p>
@@ -629,7 +601,7 @@
     </w:p>
     <w:p>
       <w:r>
-        <w:t xml:space="preserve">Every step follows the Phoenixtekk pattern: </w:t>
+        <w:t xml:space="preserve">Every step follows the repeatable pattern: </w:t>
       </w:r>
       <w:r>
         <w:rPr>
@@ -872,9 +844,10 @@
       </w:r>
       <w:r>
         <w:rPr>
-          <w:b/>
+          <w:rFonts w:ascii="Consolas" w:hAnsi="Consolas"/>
+          <w:sz w:val="19"/>
         </w:rPr>
-        <w:t>`Get-AutopilotHash.ps1`</w:t>
+        <w:t>Get-AutopilotHash.ps1</w:t>
       </w:r>
       <w:r>
         <w:t xml:space="preserve"> and import the CSV.</w:t>
@@ -1188,7 +1161,7 @@
         <w:t>every</w:t>
       </w:r>
       <w:r>
-        <w:t xml:space="preserve"> Phoenixtekk solution in the </w:t>
+        <w:t xml:space="preserve"> solution in the </w:t>
       </w:r>
       <w:r>
         <w:rPr>
@@ -1498,7 +1471,7 @@
         <w:t>Why:</w:t>
       </w:r>
       <w:r>
-        <w:t xml:space="preserve"> Every Phoenixtekk solution is piloted before fleet rollout. </w:t>
+        <w:t xml:space="preserve"> Every solution is piloted before fleet rollout. </w:t>
       </w:r>
       <w:r>
         <w:rPr>
@@ -1696,7 +1669,7 @@
         <w:rPr>
           <w:b/>
         </w:rPr>
-        <w:t>The Phoenixtekk deployment model (all solutions):</w:t>
+        <w:t>The standard deployment model (all solutions):</w:t>
       </w:r>
       <w:r>
         <w:t xml:space="preserve"> </w:t>
@@ -1899,9 +1872,10 @@
       </w:r>
       <w:r>
         <w:rPr>
-          <w:b/>
+          <w:rFonts w:ascii="Consolas" w:hAnsi="Consolas"/>
+          <w:sz w:val="19"/>
         </w:rPr>
-        <w:t>`Get-AutopilotHash.ps1`</w:t>
+        <w:t>Get-AutopilotHash.ps1</w:t>
       </w:r>
       <w:r>
         <w:t xml:space="preserve"> on each pilot device to export its hardware hash CSV.</w:t>
@@ -2358,9 +2332,10 @@
       </w:r>
       <w:r>
         <w:rPr>
-          <w:b/>
+          <w:rFonts w:ascii="Consolas" w:hAnsi="Consolas"/>
+          <w:sz w:val="19"/>
         </w:rPr>
-        <w:t>`Autopilot-Validation.ps1`</w:t>
+        <w:t>Autopilot-Validation.ps1</w:t>
       </w:r>
       <w:r>
         <w:t xml:space="preserve"> → confirms the device is Autopilot-registered, Entra-joined, and Intune-enrolled.</w:t>
@@ -2375,9 +2350,10 @@
       </w:r>
       <w:r>
         <w:rPr>
-          <w:b/>
+          <w:rFonts w:ascii="Consolas" w:hAnsi="Consolas"/>
+          <w:sz w:val="19"/>
         </w:rPr>
-        <w:t>`Autopilot-TenantReport.ps1`</w:t>
+        <w:t>Autopilot-TenantReport.ps1</w:t>
       </w:r>
       <w:r>
         <w:t xml:space="preserve"> → confirms profile assignment status across devices.</w:t>
@@ -2443,18 +2419,20 @@
       </w:r>
       <w:r>
         <w:rPr>
-          <w:b/>
+          <w:rFonts w:ascii="Consolas" w:hAnsi="Consolas"/>
+          <w:sz w:val="19"/>
         </w:rPr>
-        <w:t>`Autopilot-Validation.ps1`</w:t>
+        <w:t>Autopilot-Validation.ps1</w:t>
       </w:r>
       <w:r>
         <w:t xml:space="preserve"> / </w:t>
       </w:r>
       <w:r>
         <w:rPr>
-          <w:b/>
+          <w:rFonts w:ascii="Consolas" w:hAnsi="Consolas"/>
+          <w:sz w:val="19"/>
         </w:rPr>
-        <w:t>`Autopilot-TenantReport.ps1`</w:t>
+        <w:t>Autopilot-TenantReport.ps1</w:t>
       </w:r>
       <w:r>
         <w:t>.</w:t>
@@ -2803,9 +2781,10 @@
       </w:r>
       <w:r>
         <w:rPr>
-          <w:b/>
+          <w:rFonts w:ascii="Consolas" w:hAnsi="Consolas"/>
+          <w:sz w:val="19"/>
         </w:rPr>
-        <w:t>`Autopilot-TenantReport.ps1`</w:t>
+        <w:t>Autopilot-TenantReport.ps1</w:t>
       </w:r>
       <w:r>
         <w:t xml:space="preserve">. </w:t>
@@ -2945,18 +2924,20 @@
       </w:r>
       <w:r>
         <w:rPr>
-          <w:b/>
+          <w:rFonts w:ascii="Consolas" w:hAnsi="Consolas"/>
+          <w:sz w:val="19"/>
         </w:rPr>
-        <w:t>`Autopilot-Validation.ps1`</w:t>
+        <w:t>Autopilot-Validation.ps1</w:t>
       </w:r>
       <w:r>
         <w:t xml:space="preserve"> to confirm state and </w:t>
       </w:r>
       <w:r>
         <w:rPr>
-          <w:b/>
+          <w:rFonts w:ascii="Consolas" w:hAnsi="Consolas"/>
+          <w:sz w:val="19"/>
         </w:rPr>
-        <w:t>`Autopilot-Remediation.ps1`</w:t>
+        <w:t>Autopilot-Remediation.ps1</w:t>
       </w:r>
       <w:r>
         <w:t xml:space="preserve"> for safe fixes.</w:t>
@@ -4038,7 +4019,7 @@
         <w:pStyle w:val="ListBullet"/>
       </w:pPr>
       <w:r>
-        <w:t xml:space="preserve">A repeatable process following the Phoenixtekk model: </w:t>
+        <w:t xml:space="preserve">A repeatable process following the repeatable model: </w:t>
       </w:r>
       <w:r>
         <w:rPr>
